--- a/myWordList.docx
+++ b/myWordList.docx
@@ -5,9 +5,6 @@
     <w:p>
       <w:pPr>
         <w:pStyle w:val="Heading2"/>
-        <w:rPr>
-          <w:rFonts w:hint="eastAsia"/>
-        </w:rPr>
       </w:pPr>
       <w:r>
         <w:rPr>
@@ -16,13 +13,58 @@
         <w:t>WordList</w:t>
       </w:r>
       <w:r>
-        <w:t xml:space="preserve"> 0</w:t>
-      </w:r>
-      <w:r>
-        <w:rPr>
-          <w:rFonts w:hint="eastAsia"/>
-        </w:rPr>
-        <w:t>1</w:t>
+        <w:rPr>
+          <w:rFonts w:hint="eastAsia"/>
+        </w:rPr>
+        <w:t xml:space="preserve"> </w:t>
+      </w:r>
+      <w:r>
+        <w:rPr>
+          <w:rStyle w:val="MyNumbering"/>
+        </w:rPr>
+        <w:fldChar w:fldCharType="begin"/>
+      </w:r>
+      <w:r>
+        <w:rPr>
+          <w:rStyle w:val="MyNumbering"/>
+        </w:rPr>
+        <w:instrText xml:space="preserve"> SEQ </w:instrText>
+      </w:r>
+      <w:r>
+        <w:rPr>
+          <w:rStyle w:val="MyNumbering"/>
+        </w:rPr>
+        <w:instrText>知识点</w:instrText>
+      </w:r>
+      <w:r>
+        <w:rPr>
+          <w:rStyle w:val="MyNumbering"/>
+        </w:rPr>
+        <w:instrText xml:space="preserve"> \# "00." </w:instrText>
+      </w:r>
+      <w:r>
+        <w:rPr>
+          <w:rStyle w:val="MyNumbering"/>
+        </w:rPr>
+        <w:fldChar w:fldCharType="separate"/>
+      </w:r>
+      <w:r>
+        <w:rPr>
+          <w:rStyle w:val="MyNumbering"/>
+        </w:rPr>
+        <w:t>01.</w:t>
+      </w:r>
+      <w:r>
+        <w:rPr>
+          <w:rStyle w:val="MyNumbering"/>
+        </w:rPr>
+        <w:fldChar w:fldCharType="end"/>
+      </w:r>
+      <w:r>
+        <w:rPr>
+          <w:rFonts w:ascii="Arial" w:hAnsi="Arial" w:cs="Arial"/>
+        </w:rPr>
+        <w:t> </w:t>
       </w:r>
     </w:p>
     <w:p>
@@ -67,6 +109,17 @@
     </w:p>
     <w:p>
       <w:r>
+        <w:rPr>
+          <w:rFonts w:hint="eastAsia"/>
+        </w:rPr>
+        <w:t>g</w:t>
+      </w:r>
+      <w:r>
+        <w:t>neiss</w:t>
+      </w:r>
+    </w:p>
+    <w:p>
+      <w:r>
         <w:t>obsidian</w:t>
       </w:r>
     </w:p>
@@ -158,9 +211,6 @@
     <w:p>
       <w:pPr>
         <w:pStyle w:val="Heading2"/>
-        <w:rPr>
-          <w:rFonts w:hint="eastAsia"/>
-        </w:rPr>
       </w:pPr>
       <w:r>
         <w:rPr>
@@ -169,13 +219,58 @@
         <w:t>WordList</w:t>
       </w:r>
       <w:r>
-        <w:t xml:space="preserve"> 0</w:t>
-      </w:r>
-      <w:r>
-        <w:rPr>
-          <w:rFonts w:hint="eastAsia"/>
-        </w:rPr>
-        <w:t>2</w:t>
+        <w:rPr>
+          <w:rFonts w:hint="eastAsia"/>
+        </w:rPr>
+        <w:t xml:space="preserve"> </w:t>
+      </w:r>
+      <w:r>
+        <w:rPr>
+          <w:rStyle w:val="MyNumbering"/>
+        </w:rPr>
+        <w:fldChar w:fldCharType="begin"/>
+      </w:r>
+      <w:r>
+        <w:rPr>
+          <w:rStyle w:val="MyNumbering"/>
+        </w:rPr>
+        <w:instrText xml:space="preserve"> SEQ </w:instrText>
+      </w:r>
+      <w:r>
+        <w:rPr>
+          <w:rStyle w:val="MyNumbering"/>
+        </w:rPr>
+        <w:instrText>知识点</w:instrText>
+      </w:r>
+      <w:r>
+        <w:rPr>
+          <w:rStyle w:val="MyNumbering"/>
+        </w:rPr>
+        <w:instrText xml:space="preserve"> \# "00." </w:instrText>
+      </w:r>
+      <w:r>
+        <w:rPr>
+          <w:rStyle w:val="MyNumbering"/>
+        </w:rPr>
+        <w:fldChar w:fldCharType="separate"/>
+      </w:r>
+      <w:r>
+        <w:rPr>
+          <w:rStyle w:val="MyNumbering"/>
+        </w:rPr>
+        <w:t>02.</w:t>
+      </w:r>
+      <w:r>
+        <w:rPr>
+          <w:rStyle w:val="MyNumbering"/>
+        </w:rPr>
+        <w:fldChar w:fldCharType="end"/>
+      </w:r>
+      <w:r>
+        <w:rPr>
+          <w:rFonts w:ascii="Arial" w:hAnsi="Arial" w:cs="Arial"/>
+        </w:rPr>
+        <w:t> </w:t>
       </w:r>
     </w:p>
     <w:p>
@@ -333,6 +428,71 @@
     <w:p>
       <w:r>
         <w:t>fellahin</w:t>
+      </w:r>
+    </w:p>
+    <w:p>
+      <w:pPr>
+        <w:pStyle w:val="Heading2"/>
+      </w:pPr>
+      <w:r>
+        <w:rPr>
+          <w:rFonts w:hint="eastAsia"/>
+        </w:rPr>
+        <w:t>WordList</w:t>
+      </w:r>
+      <w:r>
+        <w:rPr>
+          <w:rFonts w:hint="eastAsia"/>
+        </w:rPr>
+        <w:t xml:space="preserve"> </w:t>
+      </w:r>
+      <w:r>
+        <w:rPr>
+          <w:rStyle w:val="MyNumbering"/>
+        </w:rPr>
+        <w:fldChar w:fldCharType="begin"/>
+      </w:r>
+      <w:r>
+        <w:rPr>
+          <w:rStyle w:val="MyNumbering"/>
+        </w:rPr>
+        <w:instrText xml:space="preserve"> SEQ </w:instrText>
+      </w:r>
+      <w:r>
+        <w:rPr>
+          <w:rStyle w:val="MyNumbering"/>
+        </w:rPr>
+        <w:instrText>知识点</w:instrText>
+      </w:r>
+      <w:r>
+        <w:rPr>
+          <w:rStyle w:val="MyNumbering"/>
+        </w:rPr>
+        <w:instrText xml:space="preserve"> \# "00." </w:instrText>
+      </w:r>
+      <w:r>
+        <w:rPr>
+          <w:rStyle w:val="MyNumbering"/>
+        </w:rPr>
+        <w:fldChar w:fldCharType="separate"/>
+      </w:r>
+      <w:r>
+        <w:rPr>
+          <w:rStyle w:val="MyNumbering"/>
+        </w:rPr>
+        <w:t>03.</w:t>
+      </w:r>
+      <w:r>
+        <w:rPr>
+          <w:rStyle w:val="MyNumbering"/>
+        </w:rPr>
+        <w:fldChar w:fldCharType="end"/>
+      </w:r>
+      <w:r>
+        <w:rPr>
+          <w:rFonts w:ascii="Arial" w:hAnsi="Arial" w:cs="Arial"/>
+        </w:rPr>
+        <w:t> </w:t>
       </w:r>
     </w:p>
     <w:p>
@@ -2913,13 +3073,7 @@
         <w:t>Wordlist 11</w:t>
       </w:r>
     </w:p>
-    <w:p>
-      <w:pPr>
-        <w:rPr>
-          <w:rFonts w:hint="eastAsia"/>
-        </w:rPr>
-      </w:pPr>
-    </w:p>
+    <w:p/>
     <w:p>
       <w:r>
         <w:t>kibbutz</w:t>
@@ -3028,16 +3182,9 @@
         <w:rPr>
           <w:rFonts w:hint="eastAsia"/>
         </w:rPr>
-        <w:t>Wordlist 1</w:t>
-      </w:r>
-      <w:r>
-        <w:rPr>
-          <w:rFonts w:hint="eastAsia"/>
-        </w:rPr>
-        <w:t>2</w:t>
-      </w:r>
-    </w:p>
-    <w:p/>
+        <w:t>Wordlist 12</w:t>
+      </w:r>
+    </w:p>
     <w:p>
       <w:r>
         <w:t>Clemenceau</w:t>
@@ -4182,7 +4329,7 @@
   <w:style w:type="paragraph" w:default="1" w:styleId="Normal">
     <w:name w:val="Normal"/>
     <w:qFormat/>
-    <w:rsid w:val="00AA023B"/>
+    <w:rsid w:val="002735D9"/>
     <w:rPr>
       <w:noProof/>
     </w:rPr>
@@ -4632,6 +4779,25 @@
       <w:szCs w:val="24"/>
     </w:rPr>
   </w:style>
+  <w:style w:type="character" w:customStyle="1" w:styleId="MyNumbering">
+    <w:name w:val="MyNumbering"/>
+    <w:basedOn w:val="DefaultParagraphFont"/>
+    <w:uiPriority w:val="1"/>
+    <w:qFormat/>
+    <w:rsid w:val="002735D9"/>
+    <w:rPr>
+      <w:rFonts w:asciiTheme="majorHAnsi" w:eastAsiaTheme="majorEastAsia" w:hAnsiTheme="majorHAnsi" w:cstheme="majorBidi"/>
+      <w:b w:val="0"/>
+      <w:bCs/>
+      <w:i w:val="0"/>
+      <w:noProof/>
+      <w:position w:val="0"/>
+      <w:sz w:val="24"/>
+      <w:szCs w:val="26"/>
+      <w:bdr w:val="none" w:sz="0" w:space="0" w:color="auto"/>
+      <w:shd w:val="clear" w:color="EAF4F6" w:fill="auto"/>
+    </w:rPr>
+  </w:style>
 </w:styles>
 </file>
 
